--- a/surgical-instrument-trays/notes_by_part/07_Neurologic_Procedures_Trays.docx
+++ b/surgical-instrument-trays/notes_by_part/07_Neurologic_Procedures_Trays.docx
@@ -153,15 +153,15 @@
       </w:r>
     </w:p>
     <w:p>
-      <w:bookmarkStart w:id="1053" w:name="toc"/>
+      <w:bookmarkStart w:id="1060" w:name="toc"/>
       <w:pPr>
         <w:pStyle w:val="TOCHead"/>
-        <w:spacing w:before="120" w:after="40"/>
+        <w:spacing w:before="80" w:after="40"/>
       </w:pPr>
       <w:r>
         <w:t>Table of Contents</w:t>
       </w:r>
-      <w:bookmarkEnd w:id="1053"/>
+      <w:bookmarkEnd w:id="1060"/>
     </w:p>
     <w:p>
       <w:pPr>
@@ -175,37 +175,1003 @@
     <w:p>
       <w:pPr>
         <w:jc w:val="center"/>
-        <w:spacing w:before="0" w:after="200"/>
+        <w:spacing w:before="0" w:after="180"/>
       </w:pPr>
       <w:r>
         <w:rPr>
           <w:rFonts w:ascii="Calibri" w:hAnsi="Calibri"/>
           <w:i/>
-          <w:color w:val="555555"/>
-          <w:sz w:val="16"/>
+          <w:color w:val="444444"/>
+          <w:sz w:val="17"/>
         </w:rPr>
-        <w:t>To fill in the page numbers: click anywhere in the list below, press Ctrl+A then F9, and choose “Update entire table”.</w:t>
+        <w:t>Page numbers are live fields. To fill them in: press Ctrl+A then F9 (Windows) or Cmd+A then Fn+F9 (Mac). Word will also offer to update them when the file opens.</w:t>
+      </w:r>
+    </w:p>
+    <w:tbl>
+      <w:tblPr>
+        <w:tblW w:type="auto" w:w="0"/>
+        <w:jc w:val="center"/>
+        <w:tblLayout w:type="fixed"/>
+        <w:tblLook w:firstColumn="1" w:firstRow="1" w:lastColumn="0" w:lastRow="0" w:noHBand="0" w:noVBand="1" w:val="04A0"/>
+        <w:tblLayout w:type="fixed"/>
+        <w:tblBorders>
+          <w:top w:val="single" w:sz="12" w:space="0" w:color="000000"/>
+          <w:left w:val="single" w:sz="6" w:space="0" w:color="000000"/>
+          <w:bottom w:val="single" w:sz="12" w:space="0" w:color="000000"/>
+          <w:right w:val="single" w:sz="6" w:space="0" w:color="000000"/>
+          <w:insideH w:val="single" w:sz="4" w:space="0" w:color="BBBBBB"/>
+          <w:insideV w:val="single" w:sz="6" w:space="0" w:color="000000"/>
+        </w:tblBorders>
+      </w:tblPr>
+      <w:tblGrid>
+        <w:gridCol w:w="5400"/>
+        <w:gridCol w:w="5400"/>
+      </w:tblGrid>
+      <w:tr>
+        <w:trPr>
+          <w:tblHeader/>
+          <w:cantSplit/>
+        </w:trPr>
+        <w:tc>
+          <w:tcPr>
+            <w:tcW w:type="dxa" w:w="9666"/>
+            <w:shd w:val="clear" w:color="auto" w:fill="D9D9D9"/>
+            <w:tcMar>
+              <w:top w:w="60" w:type="dxa"/>
+              <w:start w:w="90" w:type="dxa"/>
+              <w:bottom w:w="60" w:type="dxa"/>
+              <w:end w:w="90" w:type="dxa"/>
+            </w:tcMar>
+            <w:tcBorders>
+              <w:bottom w:val="single" w:sz="12" w:space="0" w:color="000000"/>
+            </w:tcBorders>
+          </w:tcPr>
+          <w:p>
+            <w:pPr>
+              <w:pStyle w:val="TabHead"/>
+              <w:jc w:val="left"/>
+            </w:pPr>
+            <w:r>
+              <w:t>Tray / Chapter</w:t>
+            </w:r>
+          </w:p>
+        </w:tc>
+        <w:tc>
+          <w:tcPr>
+            <w:tcW w:type="dxa" w:w="1134"/>
+            <w:shd w:val="clear" w:color="auto" w:fill="D9D9D9"/>
+            <w:tcMar>
+              <w:top w:w="60" w:type="dxa"/>
+              <w:start w:w="90" w:type="dxa"/>
+              <w:bottom w:w="60" w:type="dxa"/>
+              <w:end w:w="90" w:type="dxa"/>
+            </w:tcMar>
+            <w:tcBorders>
+              <w:bottom w:val="single" w:sz="12" w:space="0" w:color="000000"/>
+            </w:tcBorders>
+          </w:tcPr>
+          <w:p>
+            <w:pPr>
+              <w:pStyle w:val="TabHead"/>
+              <w:jc w:val="center"/>
+            </w:pPr>
+            <w:r>
+              <w:t>Page</w:t>
+            </w:r>
+          </w:p>
+        </w:tc>
+      </w:tr>
+      <w:tr>
+        <w:trPr>
+          <w:cantSplit/>
+        </w:trPr>
+        <w:tc>
+          <w:tcPr>
+            <w:tcW w:type="dxa" w:w="9666"/>
+            <w:vAlign w:val="top"/>
+            <w:tcMar>
+              <w:top w:w="42" w:type="dxa"/>
+              <w:start w:w="90" w:type="dxa"/>
+              <w:bottom w:w="42" w:type="dxa"/>
+              <w:end w:w="90" w:type="dxa"/>
+            </w:tcMar>
+            <w:shd w:val="clear" w:color="auto" w:fill="E4E4E4"/>
+          </w:tcPr>
+          <w:p>
+            <w:pPr>
+              <w:pStyle w:val="TabCell"/>
+            </w:pPr>
+            <w:r>
+              <w:rPr>
+                <w:rFonts w:ascii="Calibri" w:hAnsi="Calibri"/>
+                <w:b/>
+                <w:sz w:val="18"/>
+                <w:spacing w:val="12"/>
+              </w:rPr>
+              <w:t>NEUROLOGIC PROCEDURES TRAYS</w:t>
+            </w:r>
+          </w:p>
+        </w:tc>
+        <w:tc>
+          <w:tcPr>
+            <w:tcW w:type="dxa" w:w="1134"/>
+            <w:vAlign w:val="top"/>
+            <w:tcMar>
+              <w:top w:w="42" w:type="dxa"/>
+              <w:start w:w="90" w:type="dxa"/>
+              <w:bottom w:w="42" w:type="dxa"/>
+              <w:end w:w="90" w:type="dxa"/>
+            </w:tcMar>
+            <w:shd w:val="clear" w:color="auto" w:fill="E4E4E4"/>
+          </w:tcPr>
+          <w:p>
+            <w:pPr>
+              <w:pStyle w:val="TabCell"/>
+              <w:jc w:val="center"/>
+            </w:pPr>
+            <w:r>
+              <w:fldChar w:fldCharType="begin"/>
+            </w:r>
+            <w:r>
+              <w:instrText xml:space="preserve"> PAGEREF part_VII \h </w:instrText>
+            </w:r>
+            <w:r>
+              <w:fldChar w:fldCharType="separate"/>
+            </w:r>
+            <w:r>
+              <w:rPr>
+                <w:rFonts w:ascii="Calibri" w:hAnsi="Calibri"/>
+                <w:b/>
+                <w:sz w:val="19"/>
+              </w:rPr>
+              <w:t>—</w:t>
+            </w:r>
+            <w:r>
+              <w:fldChar w:fldCharType="end"/>
+            </w:r>
+          </w:p>
+        </w:tc>
+      </w:tr>
+      <w:tr>
+        <w:trPr>
+          <w:cantSplit/>
+        </w:trPr>
+        <w:tc>
+          <w:tcPr>
+            <w:tcW w:type="dxa" w:w="9666"/>
+            <w:vAlign w:val="top"/>
+            <w:tcMar>
+              <w:top w:w="42" w:type="dxa"/>
+              <w:start w:w="90" w:type="dxa"/>
+              <w:bottom w:w="42" w:type="dxa"/>
+              <w:end w:w="90" w:type="dxa"/>
+            </w:tcMar>
+          </w:tcPr>
+          <w:p>
+            <w:pPr>
+              <w:pStyle w:val="TabCell"/>
+              <w:ind w:start="238"/>
+            </w:pPr>
+            <w:r>
+              <w:rPr>
+                <w:sz w:val="19"/>
+              </w:rPr>
+              <w:t>7.1   Craniotomy Tray</w:t>
+            </w:r>
+          </w:p>
+        </w:tc>
+        <w:tc>
+          <w:tcPr>
+            <w:tcW w:type="dxa" w:w="1134"/>
+            <w:vAlign w:val="top"/>
+            <w:tcMar>
+              <w:top w:w="42" w:type="dxa"/>
+              <w:start w:w="90" w:type="dxa"/>
+              <w:bottom w:w="42" w:type="dxa"/>
+              <w:end w:w="90" w:type="dxa"/>
+            </w:tcMar>
+          </w:tcPr>
+          <w:p>
+            <w:pPr>
+              <w:pStyle w:val="TabCell"/>
+              <w:jc w:val="center"/>
+            </w:pPr>
+            <w:r>
+              <w:fldChar w:fldCharType="begin"/>
+            </w:r>
+            <w:r>
+              <w:instrText xml:space="preserve"> PAGEREF tray_7_1 \h </w:instrText>
+            </w:r>
+            <w:r>
+              <w:fldChar w:fldCharType="separate"/>
+            </w:r>
+            <w:r>
+              <w:rPr>
+                <w:rFonts w:ascii="Calibri" w:hAnsi="Calibri"/>
+                <w:sz w:val="19"/>
+              </w:rPr>
+              <w:t>—</w:t>
+            </w:r>
+            <w:r>
+              <w:fldChar w:fldCharType="end"/>
+            </w:r>
+          </w:p>
+        </w:tc>
+      </w:tr>
+      <w:tr>
+        <w:trPr>
+          <w:cantSplit/>
+        </w:trPr>
+        <w:tc>
+          <w:tcPr>
+            <w:tcW w:type="dxa" w:w="9666"/>
+            <w:vAlign w:val="top"/>
+            <w:tcMar>
+              <w:top w:w="42" w:type="dxa"/>
+              <w:start w:w="90" w:type="dxa"/>
+              <w:bottom w:w="42" w:type="dxa"/>
+              <w:end w:w="90" w:type="dxa"/>
+            </w:tcMar>
+          </w:tcPr>
+          <w:p>
+            <w:pPr>
+              <w:pStyle w:val="TabCell"/>
+              <w:ind w:start="238"/>
+            </w:pPr>
+            <w:r>
+              <w:rPr>
+                <w:sz w:val="19"/>
+              </w:rPr>
+              <w:t>7.2   Laminectomy Tray</w:t>
+            </w:r>
+          </w:p>
+        </w:tc>
+        <w:tc>
+          <w:tcPr>
+            <w:tcW w:type="dxa" w:w="1134"/>
+            <w:vAlign w:val="top"/>
+            <w:tcMar>
+              <w:top w:w="42" w:type="dxa"/>
+              <w:start w:w="90" w:type="dxa"/>
+              <w:bottom w:w="42" w:type="dxa"/>
+              <w:end w:w="90" w:type="dxa"/>
+            </w:tcMar>
+          </w:tcPr>
+          <w:p>
+            <w:pPr>
+              <w:pStyle w:val="TabCell"/>
+              <w:jc w:val="center"/>
+            </w:pPr>
+            <w:r>
+              <w:fldChar w:fldCharType="begin"/>
+            </w:r>
+            <w:r>
+              <w:instrText xml:space="preserve"> PAGEREF tray_7_2 \h </w:instrText>
+            </w:r>
+            <w:r>
+              <w:fldChar w:fldCharType="separate"/>
+            </w:r>
+            <w:r>
+              <w:rPr>
+                <w:rFonts w:ascii="Calibri" w:hAnsi="Calibri"/>
+                <w:sz w:val="19"/>
+              </w:rPr>
+              <w:t>—</w:t>
+            </w:r>
+            <w:r>
+              <w:fldChar w:fldCharType="end"/>
+            </w:r>
+          </w:p>
+        </w:tc>
+      </w:tr>
+    </w:tbl>
+    <w:p>
+      <w:pPr>
+        <w:spacing w:before="0" w:after="120" w:line="240" w:lineRule="auto"/>
+      </w:pPr>
+    </w:p>
+    <w:p>
+      <w:r>
+        <w:br w:type="page"/>
       </w:r>
     </w:p>
     <w:p>
+      <w:bookmarkStart w:id="1061" w:name="how_to_read"/>
       <w:pPr>
-        <w:spacing w:before="0" w:after="0"/>
+        <w:pStyle w:val="TOCHead"/>
+        <w:spacing w:before="80" w:after="40"/>
       </w:pPr>
       <w:r>
-        <w:fldChar w:fldCharType="begin"/>
+        <w:t>How to Read These Notes</w:t>
+      </w:r>
+      <w:bookmarkEnd w:id="1061"/>
+    </w:p>
+    <w:p>
+      <w:pPr>
+        <w:jc w:val="center"/>
+        <w:spacing w:before="0" w:after="160" w:line="240" w:lineRule="auto"/>
+        <w:pBdr>
+          <w:bottom w:val="single" w:sz="18" w:space="1" w:color="000000"/>
+        </w:pBdr>
+      </w:pPr>
+    </w:p>
+    <w:p>
+      <w:pPr>
+        <w:pStyle w:val="TrayLead"/>
+        <w:spacing w:before="0" w:after="160"/>
+      </w:pPr>
+      <w:r>
+        <w:t xml:space="preserve">Every tray chapter is built to the same pattern, so you can find the same kind of information in the same place each time. Read the </w:t>
       </w:r>
       <w:r>
-        <w:instrText xml:space="preserve"> TOC \o "1-2" \h \z \u </w:instrText>
+        <w:rPr>
+          <w:i/>
+        </w:rPr>
+        <w:t>lead paragraph</w:t>
       </w:r>
       <w:r>
-        <w:fldChar w:fldCharType="separate"/>
+        <w:t xml:space="preserve"> and the </w:t>
       </w:r>
       <w:r>
-        <w:t>Right-click here and choose “Update Field”, or press Ctrl+A then F9, to build the Table of Contents with page numbers.</w:t>
+        <w:rPr>
+          <w:i/>
+        </w:rPr>
+        <w:t>figure</w:t>
       </w:r>
       <w:r>
-        <w:fldChar w:fldCharType="end"/>
+        <w:t xml:space="preserve"> first to fix the idea, then work through the contents table.</w:t>
       </w:r>
+    </w:p>
+    <w:tbl>
+      <w:tblPr>
+        <w:tblW w:type="auto" w:w="0"/>
+        <w:jc w:val="center"/>
+        <w:tblLayout w:type="fixed"/>
+        <w:tblLook w:firstColumn="1" w:firstRow="1" w:lastColumn="0" w:lastRow="0" w:noHBand="0" w:noVBand="1" w:val="04A0"/>
+        <w:tblLayout w:type="fixed"/>
+        <w:tblBorders>
+          <w:top w:val="single" w:sz="12" w:space="0" w:color="000000"/>
+          <w:bottom w:val="single" w:sz="12" w:space="0" w:color="000000"/>
+          <w:insideH w:val="single" w:sz="4" w:space="0" w:color="BBBBBB"/>
+        </w:tblBorders>
+      </w:tblPr>
+      <w:tblGrid>
+        <w:gridCol w:w="5400"/>
+        <w:gridCol w:w="5400"/>
+      </w:tblGrid>
+      <w:tr>
+        <w:tc>
+          <w:tcPr>
+            <w:tcW w:type="dxa" w:w="2835"/>
+            <w:vAlign w:val="top"/>
+            <w:tcMar>
+              <w:top w:w="70" w:type="dxa"/>
+              <w:start w:w="0" w:type="dxa"/>
+              <w:bottom w:w="70" w:type="dxa"/>
+              <w:end w:w="110" w:type="dxa"/>
+            </w:tcMar>
+          </w:tcPr>
+          <w:p>
+            <w:pPr>
+              <w:pStyle w:val="TabHead"/>
+            </w:pPr>
+            <w:r>
+              <w:rPr>
+                <w:sz w:val="19"/>
+              </w:rPr>
+              <w:t>Lead paragraph</w:t>
+            </w:r>
+          </w:p>
+        </w:tc>
+        <w:tc>
+          <w:tcPr>
+            <w:tcW w:type="dxa" w:w="7965"/>
+            <w:vAlign w:val="top"/>
+            <w:tcMar>
+              <w:top w:w="70" w:type="dxa"/>
+              <w:start w:w="0" w:type="dxa"/>
+              <w:bottom w:w="70" w:type="dxa"/>
+              <w:end w:w="110" w:type="dxa"/>
+            </w:tcMar>
+          </w:tcPr>
+          <w:p>
+            <w:pPr>
+              <w:pStyle w:val="TabCell"/>
+            </w:pPr>
+            <w:r>
+              <w:rPr>
+                <w:sz w:val="19"/>
+              </w:rPr>
+              <w:t>What the tray is for and the single idea that shapes it. If you remember nothing else from a chapter, remember this.</w:t>
+            </w:r>
+          </w:p>
+        </w:tc>
+      </w:tr>
+      <w:tr>
+        <w:tc>
+          <w:tcPr>
+            <w:tcW w:type="dxa" w:w="2835"/>
+            <w:vAlign w:val="top"/>
+            <w:tcMar>
+              <w:top w:w="70" w:type="dxa"/>
+              <w:start w:w="0" w:type="dxa"/>
+              <w:bottom w:w="70" w:type="dxa"/>
+              <w:end w:w="110" w:type="dxa"/>
+            </w:tcMar>
+          </w:tcPr>
+          <w:p>
+            <w:pPr>
+              <w:pStyle w:val="TabHead"/>
+            </w:pPr>
+            <w:r>
+              <w:rPr>
+                <w:sz w:val="19"/>
+              </w:rPr>
+              <w:t>Used for / includes</w:t>
+            </w:r>
+          </w:p>
+        </w:tc>
+        <w:tc>
+          <w:tcPr>
+            <w:tcW w:type="dxa" w:w="7965"/>
+            <w:vAlign w:val="top"/>
+            <w:tcMar>
+              <w:top w:w="70" w:type="dxa"/>
+              <w:start w:w="0" w:type="dxa"/>
+              <w:bottom w:w="70" w:type="dxa"/>
+              <w:end w:w="110" w:type="dxa"/>
+            </w:tcMar>
+          </w:tcPr>
+          <w:p>
+            <w:pPr>
+              <w:pStyle w:val="TabCell"/>
+            </w:pPr>
+            <w:r>
+              <w:rPr>
+                <w:sz w:val="19"/>
+              </w:rPr>
+              <w:t>The procedures the tray serves — useful for 'name three indications' questions.</w:t>
+            </w:r>
+          </w:p>
+        </w:tc>
+      </w:tr>
+      <w:tr>
+        <w:tc>
+          <w:tcPr>
+            <w:tcW w:type="dxa" w:w="2835"/>
+            <w:vAlign w:val="top"/>
+            <w:tcMar>
+              <w:top w:w="70" w:type="dxa"/>
+              <w:start w:w="0" w:type="dxa"/>
+              <w:bottom w:w="70" w:type="dxa"/>
+              <w:end w:w="110" w:type="dxa"/>
+            </w:tcMar>
+          </w:tcPr>
+          <w:p>
+            <w:pPr>
+              <w:pStyle w:val="TabHead"/>
+            </w:pPr>
+            <w:r>
+              <w:rPr>
+                <w:sz w:val="19"/>
+              </w:rPr>
+              <w:t>Figure</w:t>
+            </w:r>
+          </w:p>
+        </w:tc>
+        <w:tc>
+          <w:tcPr>
+            <w:tcW w:type="dxa" w:w="7965"/>
+            <w:vAlign w:val="top"/>
+            <w:tcMar>
+              <w:top w:w="70" w:type="dxa"/>
+              <w:start w:w="0" w:type="dxa"/>
+              <w:bottom w:w="70" w:type="dxa"/>
+              <w:end w:w="110" w:type="dxa"/>
+            </w:tcMar>
+          </w:tcPr>
+          <w:p>
+            <w:pPr>
+              <w:pStyle w:val="TabCell"/>
+            </w:pPr>
+            <w:r>
+              <w:rPr>
+                <w:sz w:val="19"/>
+              </w:rPr>
+              <w:t xml:space="preserve">An original line diagram of the tray's </w:t>
+            </w:r>
+            <w:r>
+              <w:rPr>
+                <w:b/>
+                <w:sz w:val="19"/>
+              </w:rPr>
+              <w:t>signature instruments</w:t>
+            </w:r>
+            <w:r>
+              <w:rPr>
+                <w:sz w:val="19"/>
+              </w:rPr>
+              <w:t xml:space="preserve"> — the items that identify it. Diagrams are schematic: they show the identifying feature (jaw pattern, bevel direction, footplate, curve) rather than a photographic likeness.</w:t>
+            </w:r>
+          </w:p>
+        </w:tc>
+      </w:tr>
+      <w:tr>
+        <w:tc>
+          <w:tcPr>
+            <w:tcW w:type="dxa" w:w="2835"/>
+            <w:vAlign w:val="top"/>
+            <w:tcMar>
+              <w:top w:w="70" w:type="dxa"/>
+              <w:start w:w="0" w:type="dxa"/>
+              <w:bottom w:w="70" w:type="dxa"/>
+              <w:end w:w="110" w:type="dxa"/>
+            </w:tcMar>
+          </w:tcPr>
+          <w:p>
+            <w:pPr>
+              <w:pStyle w:val="TabHead"/>
+            </w:pPr>
+            <w:r>
+              <w:rPr>
+                <w:sz w:val="19"/>
+              </w:rPr>
+              <w:t>Callout box</w:t>
+            </w:r>
+          </w:p>
+        </w:tc>
+        <w:tc>
+          <w:tcPr>
+            <w:tcW w:type="dxa" w:w="7965"/>
+            <w:vAlign w:val="top"/>
+            <w:tcMar>
+              <w:top w:w="70" w:type="dxa"/>
+              <w:start w:w="0" w:type="dxa"/>
+              <w:bottom w:w="70" w:type="dxa"/>
+              <w:end w:w="110" w:type="dxa"/>
+            </w:tcMar>
+          </w:tcPr>
+          <w:p>
+            <w:pPr>
+              <w:pStyle w:val="TabCell"/>
+            </w:pPr>
+            <w:r>
+              <w:rPr>
+                <w:sz w:val="19"/>
+              </w:rPr>
+              <w:t>The one concept, distinction or safety rule that examiners return to for that tray.</w:t>
+            </w:r>
+          </w:p>
+        </w:tc>
+      </w:tr>
+      <w:tr>
+        <w:tc>
+          <w:tcPr>
+            <w:tcW w:type="dxa" w:w="2835"/>
+            <w:vAlign w:val="top"/>
+            <w:tcMar>
+              <w:top w:w="70" w:type="dxa"/>
+              <w:start w:w="0" w:type="dxa"/>
+              <w:bottom w:w="70" w:type="dxa"/>
+              <w:end w:w="110" w:type="dxa"/>
+            </w:tcMar>
+          </w:tcPr>
+          <w:p>
+            <w:pPr>
+              <w:pStyle w:val="TabHead"/>
+            </w:pPr>
+            <w:r>
+              <w:rPr>
+                <w:sz w:val="19"/>
+              </w:rPr>
+              <w:t>Contents of the tray</w:t>
+            </w:r>
+          </w:p>
+        </w:tc>
+        <w:tc>
+          <w:tcPr>
+            <w:tcW w:type="dxa" w:w="7965"/>
+            <w:vAlign w:val="top"/>
+            <w:tcMar>
+              <w:top w:w="70" w:type="dxa"/>
+              <w:start w:w="0" w:type="dxa"/>
+              <w:bottom w:w="70" w:type="dxa"/>
+              <w:end w:w="110" w:type="dxa"/>
+            </w:tcMar>
+          </w:tcPr>
+          <w:p>
+            <w:pPr>
+              <w:pStyle w:val="TabCell"/>
+            </w:pPr>
+            <w:r>
+              <w:rPr>
+                <w:sz w:val="19"/>
+              </w:rPr>
+              <w:t xml:space="preserve">The full instrument list, grouped by </w:t>
+            </w:r>
+            <w:r>
+              <w:rPr>
+                <w:b/>
+                <w:sz w:val="19"/>
+              </w:rPr>
+              <w:t>function</w:t>
+            </w:r>
+            <w:r>
+              <w:rPr>
+                <w:sz w:val="19"/>
+              </w:rPr>
+              <w:t xml:space="preserve"> — cutting, grasping, clamping, retracting, suturing, suctioning — with quantities and the reason each item is present. Answer 'enumerate the contents' questions using these groups as headings.</w:t>
+            </w:r>
+          </w:p>
+        </w:tc>
+      </w:tr>
+      <w:tr>
+        <w:tc>
+          <w:tcPr>
+            <w:tcW w:type="dxa" w:w="2835"/>
+            <w:vAlign w:val="top"/>
+            <w:tcMar>
+              <w:top w:w="70" w:type="dxa"/>
+              <w:start w:w="0" w:type="dxa"/>
+              <w:bottom w:w="70" w:type="dxa"/>
+              <w:end w:w="110" w:type="dxa"/>
+            </w:tcMar>
+          </w:tcPr>
+          <w:p>
+            <w:pPr>
+              <w:pStyle w:val="TabHead"/>
+            </w:pPr>
+            <w:r>
+              <w:rPr>
+                <w:sz w:val="19"/>
+              </w:rPr>
+              <w:t>Additional supplies</w:t>
+            </w:r>
+          </w:p>
+        </w:tc>
+        <w:tc>
+          <w:tcPr>
+            <w:tcW w:type="dxa" w:w="7965"/>
+            <w:vAlign w:val="top"/>
+            <w:tcMar>
+              <w:top w:w="70" w:type="dxa"/>
+              <w:start w:w="0" w:type="dxa"/>
+              <w:bottom w:w="70" w:type="dxa"/>
+              <w:end w:w="110" w:type="dxa"/>
+            </w:tcMar>
+          </w:tcPr>
+          <w:p>
+            <w:pPr>
+              <w:pStyle w:val="TabCell"/>
+            </w:pPr>
+            <w:r>
+              <w:rPr>
+                <w:sz w:val="19"/>
+              </w:rPr>
+              <w:t>Position, draping, structures at risk and procedure-specific notes.</w:t>
+            </w:r>
+          </w:p>
+        </w:tc>
+      </w:tr>
+      <w:tr>
+        <w:tc>
+          <w:tcPr>
+            <w:tcW w:type="dxa" w:w="2835"/>
+            <w:vAlign w:val="top"/>
+            <w:tcMar>
+              <w:top w:w="70" w:type="dxa"/>
+              <w:start w:w="0" w:type="dxa"/>
+              <w:bottom w:w="70" w:type="dxa"/>
+              <w:end w:w="110" w:type="dxa"/>
+            </w:tcMar>
+          </w:tcPr>
+          <w:p>
+            <w:pPr>
+              <w:pStyle w:val="TabHead"/>
+            </w:pPr>
+            <w:r>
+              <w:rPr>
+                <w:sz w:val="19"/>
+              </w:rPr>
+              <w:t>Comparison table</w:t>
+            </w:r>
+          </w:p>
+        </w:tc>
+        <w:tc>
+          <w:tcPr>
+            <w:tcW w:type="dxa" w:w="7965"/>
+            <w:vAlign w:val="top"/>
+            <w:tcMar>
+              <w:top w:w="70" w:type="dxa"/>
+              <w:start w:w="0" w:type="dxa"/>
+              <w:bottom w:w="70" w:type="dxa"/>
+              <w:end w:w="110" w:type="dxa"/>
+            </w:tcMar>
+          </w:tcPr>
+          <w:p>
+            <w:pPr>
+              <w:pStyle w:val="TabCell"/>
+            </w:pPr>
+            <w:r>
+              <w:rPr>
+                <w:sz w:val="19"/>
+              </w:rPr>
+              <w:t>Where two trays or two instruments are easily confused, they are set side by side.</w:t>
+            </w:r>
+          </w:p>
+        </w:tc>
+      </w:tr>
+      <w:tr>
+        <w:tc>
+          <w:tcPr>
+            <w:tcW w:type="dxa" w:w="2835"/>
+            <w:vAlign w:val="top"/>
+            <w:tcMar>
+              <w:top w:w="70" w:type="dxa"/>
+              <w:start w:w="0" w:type="dxa"/>
+              <w:bottom w:w="70" w:type="dxa"/>
+              <w:end w:w="110" w:type="dxa"/>
+            </w:tcMar>
+          </w:tcPr>
+          <w:p>
+            <w:pPr>
+              <w:pStyle w:val="TabHead"/>
+            </w:pPr>
+            <w:r>
+              <w:rPr>
+                <w:sz w:val="19"/>
+              </w:rPr>
+              <w:t>Examination pointers</w:t>
+            </w:r>
+          </w:p>
+        </w:tc>
+        <w:tc>
+          <w:tcPr>
+            <w:tcW w:type="dxa" w:w="7965"/>
+            <w:vAlign w:val="top"/>
+            <w:tcMar>
+              <w:top w:w="70" w:type="dxa"/>
+              <w:start w:w="0" w:type="dxa"/>
+              <w:bottom w:w="70" w:type="dxa"/>
+              <w:end w:w="110" w:type="dxa"/>
+            </w:tcMar>
+          </w:tcPr>
+          <w:p>
+            <w:pPr>
+              <w:pStyle w:val="TabCell"/>
+            </w:pPr>
+            <w:r>
+              <w:rPr>
+                <w:sz w:val="19"/>
+              </w:rPr>
+              <w:t>The specific facts most often awarded marks — learn these last, as revision.</w:t>
+            </w:r>
+          </w:p>
+        </w:tc>
+      </w:tr>
+      <w:tr>
+        <w:tc>
+          <w:tcPr>
+            <w:tcW w:type="dxa" w:w="2835"/>
+            <w:vAlign w:val="top"/>
+            <w:tcMar>
+              <w:top w:w="70" w:type="dxa"/>
+              <w:start w:w="0" w:type="dxa"/>
+              <w:bottom w:w="70" w:type="dxa"/>
+              <w:end w:w="110" w:type="dxa"/>
+            </w:tcMar>
+          </w:tcPr>
+          <w:p>
+            <w:pPr>
+              <w:pStyle w:val="TabHead"/>
+            </w:pPr>
+            <w:r>
+              <w:rPr>
+                <w:sz w:val="19"/>
+              </w:rPr>
+              <w:t>Common mistakes</w:t>
+            </w:r>
+          </w:p>
+        </w:tc>
+        <w:tc>
+          <w:tcPr>
+            <w:tcW w:type="dxa" w:w="7965"/>
+            <w:vAlign w:val="top"/>
+            <w:tcMar>
+              <w:top w:w="70" w:type="dxa"/>
+              <w:start w:w="0" w:type="dxa"/>
+              <w:bottom w:w="70" w:type="dxa"/>
+              <w:end w:w="110" w:type="dxa"/>
+            </w:tcMar>
+          </w:tcPr>
+          <w:p>
+            <w:pPr>
+              <w:pStyle w:val="TabCell"/>
+            </w:pPr>
+            <w:r>
+              <w:rPr>
+                <w:sz w:val="19"/>
+              </w:rPr>
+              <w:t>Errors that lose marks, marked with ✗.</w:t>
+            </w:r>
+          </w:p>
+        </w:tc>
+      </w:tr>
+      <w:tr>
+        <w:tc>
+          <w:tcPr>
+            <w:tcW w:type="dxa" w:w="2835"/>
+            <w:vAlign w:val="top"/>
+            <w:tcMar>
+              <w:top w:w="70" w:type="dxa"/>
+              <w:start w:w="0" w:type="dxa"/>
+              <w:bottom w:w="70" w:type="dxa"/>
+              <w:end w:w="110" w:type="dxa"/>
+            </w:tcMar>
+          </w:tcPr>
+          <w:p>
+            <w:pPr>
+              <w:pStyle w:val="TabHead"/>
+            </w:pPr>
+            <w:r>
+              <w:rPr>
+                <w:sz w:val="19"/>
+              </w:rPr>
+              <w:t>Likely examination questions</w:t>
+            </w:r>
+          </w:p>
+        </w:tc>
+        <w:tc>
+          <w:tcPr>
+            <w:tcW w:type="dxa" w:w="7965"/>
+            <w:vAlign w:val="top"/>
+            <w:tcMar>
+              <w:top w:w="70" w:type="dxa"/>
+              <w:start w:w="0" w:type="dxa"/>
+              <w:bottom w:w="70" w:type="dxa"/>
+              <w:end w:w="110" w:type="dxa"/>
+            </w:tcMar>
+          </w:tcPr>
+          <w:p>
+            <w:pPr>
+              <w:pStyle w:val="TabCell"/>
+            </w:pPr>
+            <w:r>
+              <w:rPr>
+                <w:sz w:val="19"/>
+              </w:rPr>
+              <w:t>Questions with model answers written at the length an examiner expects.</w:t>
+            </w:r>
+          </w:p>
+        </w:tc>
+      </w:tr>
+      <w:tr>
+        <w:tc>
+          <w:tcPr>
+            <w:tcW w:type="dxa" w:w="2835"/>
+            <w:vAlign w:val="top"/>
+            <w:tcMar>
+              <w:top w:w="70" w:type="dxa"/>
+              <w:start w:w="0" w:type="dxa"/>
+              <w:bottom w:w="70" w:type="dxa"/>
+              <w:end w:w="110" w:type="dxa"/>
+            </w:tcMar>
+          </w:tcPr>
+          <w:p>
+            <w:pPr>
+              <w:pStyle w:val="TabHead"/>
+            </w:pPr>
+            <w:r>
+              <w:rPr>
+                <w:sz w:val="19"/>
+              </w:rPr>
+              <w:t>A note on quantities</w:t>
+            </w:r>
+          </w:p>
+        </w:tc>
+        <w:tc>
+          <w:tcPr>
+            <w:tcW w:type="dxa" w:w="7965"/>
+            <w:vAlign w:val="top"/>
+            <w:tcMar>
+              <w:top w:w="70" w:type="dxa"/>
+              <w:start w:w="0" w:type="dxa"/>
+              <w:bottom w:w="70" w:type="dxa"/>
+              <w:end w:w="110" w:type="dxa"/>
+            </w:tcMar>
+          </w:tcPr>
+          <w:p>
+            <w:pPr>
+              <w:pStyle w:val="TabCell"/>
+            </w:pPr>
+            <w:r>
+              <w:rPr>
+                <w:sz w:val="19"/>
+              </w:rPr>
+              <w:t xml:space="preserve">Instrument </w:t>
+            </w:r>
+            <w:r>
+              <w:rPr>
+                <w:b/>
+                <w:sz w:val="19"/>
+              </w:rPr>
+              <w:t>names, functions and groupings</w:t>
+            </w:r>
+            <w:r>
+              <w:rPr>
+                <w:sz w:val="19"/>
+              </w:rPr>
+              <w:t xml:space="preserve"> are standard. The </w:t>
+            </w:r>
+            <w:r>
+              <w:rPr>
+                <w:b/>
+                <w:sz w:val="19"/>
+              </w:rPr>
+              <w:t>numbers</w:t>
+            </w:r>
+            <w:r>
+              <w:rPr>
+                <w:sz w:val="19"/>
+              </w:rPr>
+              <w:t xml:space="preserve"> ("6 Allis clamps") vary between institutions — please cross-check them against your prescribed textbook.</w:t>
+            </w:r>
+          </w:p>
+        </w:tc>
+      </w:tr>
+      <w:tr>
+        <w:tc>
+          <w:tcPr>
+            <w:tcW w:type="dxa" w:w="2835"/>
+            <w:vAlign w:val="top"/>
+            <w:tcMar>
+              <w:top w:w="70" w:type="dxa"/>
+              <w:start w:w="0" w:type="dxa"/>
+              <w:bottom w:w="70" w:type="dxa"/>
+              <w:end w:w="110" w:type="dxa"/>
+            </w:tcMar>
+          </w:tcPr>
+          <w:p>
+            <w:pPr>
+              <w:pStyle w:val="TabHead"/>
+            </w:pPr>
+            <w:r>
+              <w:rPr>
+                <w:sz w:val="19"/>
+              </w:rPr>
+              <w:t>Printing</w:t>
+            </w:r>
+          </w:p>
+        </w:tc>
+        <w:tc>
+          <w:tcPr>
+            <w:tcW w:type="dxa" w:w="7965"/>
+            <w:vAlign w:val="top"/>
+            <w:tcMar>
+              <w:top w:w="70" w:type="dxa"/>
+              <w:start w:w="0" w:type="dxa"/>
+              <w:bottom w:w="70" w:type="dxa"/>
+              <w:end w:w="110" w:type="dxa"/>
+            </w:tcMar>
+          </w:tcPr>
+          <w:p>
+            <w:pPr>
+              <w:pStyle w:val="TabCell"/>
+            </w:pPr>
+            <w:r>
+              <w:rPr>
+                <w:sz w:val="19"/>
+              </w:rPr>
+              <w:t>Legal paper (8.5 × 14 in), 1.27 cm margins, monochrome throughout. No information depends on colour, so a black-and-white printer loses nothing.</w:t>
+            </w:r>
+          </w:p>
+        </w:tc>
+      </w:tr>
+    </w:tbl>
+    <w:p>
+      <w:pPr>
+        <w:spacing w:before="0" w:after="120" w:line="240" w:lineRule="auto"/>
+      </w:pPr>
     </w:p>
     <w:p>
       <w:r>
@@ -262,7 +1228,7 @@
             </w:r>
           </w:p>
           <w:p>
-            <w:bookmarkStart w:id="1054" w:name="part_VII"/>
+            <w:bookmarkStart w:id="1062" w:name="part_VII"/>
             <w:pPr>
               <w:pStyle w:val="Heading1"/>
               <w:jc w:val="left"/>
@@ -277,7 +1243,7 @@
               </w:rPr>
               <w:t>Neurologic Procedures Trays</w:t>
             </w:r>
-            <w:bookmarkEnd w:id="1054"/>
+            <w:bookmarkEnd w:id="1062"/>
           </w:p>
           <w:p>
             <w:pPr>
@@ -329,12 +1295,7 @@
       </w:r>
     </w:p>
     <w:p>
-      <w:r>
-        <w:br w:type="page"/>
-      </w:r>
-    </w:p>
-    <w:p>
-      <w:bookmarkStart w:id="1055" w:name="tray_7_1"/>
+      <w:bookmarkStart w:id="1063" w:name="tray_7_1"/>
       <w:pPr>
         <w:pStyle w:val="Heading2"/>
         <w:spacing w:before="320" w:after="40"/>
@@ -361,7 +1322,7 @@
         </w:rPr>
         <w:t>Craniotomy Tray</w:t>
       </w:r>
-      <w:bookmarkEnd w:id="1055"/>
+      <w:bookmarkEnd w:id="1063"/>
     </w:p>
     <w:p>
       <w:pPr>
@@ -697,135 +1658,140 @@
               <w:t>Fig 7.1 — Scalp, bone, dura, brain — four systems</w:t>
             </w:r>
           </w:p>
-          <w:tbl>
-            <w:tblPr>
-              <w:tblW w:type="auto" w:w="0"/>
-              <w:tblLayout w:type="fixed"/>
-              <w:tblLook w:firstColumn="1" w:firstRow="1" w:lastColumn="0" w:lastRow="0" w:noHBand="0" w:noVBand="1" w:val="04A0"/>
-              <w:tblBorders>
-                <w:top w:val="single" w:sz="6" w:space="0" w:color="000000"/>
-                <w:left w:val="single" w:sz="20" w:space="0" w:color="000000"/>
-                <w:bottom w:val="single" w:sz="6" w:space="0" w:color="000000"/>
-                <w:right w:val="single" w:sz="6" w:space="0" w:color="000000"/>
-              </w:tblBorders>
-            </w:tblPr>
-            <w:tblGrid>
-              <w:gridCol w:w="3685"/>
-            </w:tblGrid>
-            <w:tr>
-              <w:tc>
-                <w:tcPr>
-                  <w:tcW w:type="dxa" w:w="3685"/>
-                  <w:shd w:val="clear" w:color="auto" w:fill="F0F0F0"/>
-                  <w:tcMar>
-                    <w:top w:w="90" w:type="dxa"/>
-                    <w:start w:w="120" w:type="dxa"/>
-                    <w:bottom w:w="90" w:type="dxa"/>
-                    <w:end w:w="120" w:type="dxa"/>
-                  </w:tcMar>
-                </w:tcPr>
-                <w:p>
-                  <w:pPr>
-                    <w:pStyle w:val="BoxHead"/>
-                    <w:spacing w:before="0" w:after="60"/>
-                  </w:pPr>
-                  <w:r>
-                    <w:t>Three things that make it neurosurgery</w:t>
-                  </w:r>
-                </w:p>
-                <w:p>
-                  <w:pPr>
-                    <w:pStyle w:val="BoxBody"/>
-                    <w:spacing w:before="20" w:after="40"/>
-                    <w:ind w:start="181" w:hanging="181"/>
-                  </w:pPr>
-                  <w:r>
-                    <w:rPr>
-                      <w:rFonts w:ascii="Calibri" w:hAnsi="Calibri"/>
-                      <w:b/>
-                    </w:rPr>
-                    <w:t xml:space="preserve">▪  </w:t>
-                  </w:r>
-                  <w:r>
-                    <w:rPr>
-                      <w:b/>
-                    </w:rPr>
-                    <w:t>Bipolar</w:t>
-                  </w:r>
-                  <w:r>
-                    <w:t xml:space="preserve"> diathermy — no current spread to brain.</w:t>
-                  </w:r>
-                </w:p>
-                <w:p>
-                  <w:pPr>
-                    <w:pStyle w:val="BoxBody"/>
-                    <w:spacing w:before="20" w:after="40"/>
-                    <w:ind w:start="181" w:hanging="181"/>
-                  </w:pPr>
-                  <w:r>
-                    <w:rPr>
-                      <w:rFonts w:ascii="Calibri" w:hAnsi="Calibri"/>
-                      <w:b/>
-                    </w:rPr>
-                    <w:t xml:space="preserve">▪  </w:t>
-                  </w:r>
-                  <w:r>
-                    <w:rPr>
-                      <w:b/>
-                    </w:rPr>
-                    <w:t>Cottonoid patties on strings</w:t>
-                  </w:r>
-                  <w:r>
-                    <w:t xml:space="preserve"> — gentle, countable haemostasis.</w:t>
-                  </w:r>
-                </w:p>
-                <w:p>
-                  <w:pPr>
-                    <w:pStyle w:val="BoxBody"/>
-                    <w:spacing w:before="20" w:after="40"/>
-                    <w:ind w:start="181" w:hanging="181"/>
-                  </w:pPr>
-                  <w:r>
-                    <w:rPr>
-                      <w:rFonts w:ascii="Calibri" w:hAnsi="Calibri"/>
-                      <w:b/>
-                    </w:rPr>
-                    <w:t xml:space="preserve">▪  </w:t>
-                  </w:r>
-                  <w:r>
-                    <w:rPr>
-                      <w:b/>
-                    </w:rPr>
-                    <w:t>Frazier suction with a thumb vent</w:t>
-                  </w:r>
-                  <w:r>
-                    <w:t xml:space="preserve"> — the operator, not the wall vacuum, controls the force.</w:t>
-                  </w:r>
-                </w:p>
-                <w:p>
-                  <w:pPr>
-                    <w:pStyle w:val="BoxBody"/>
-                    <w:spacing w:before="20" w:after="40"/>
-                    <w:ind w:start="181" w:hanging="181"/>
-                  </w:pPr>
-                  <w:r>
-                    <w:rPr>
-                      <w:rFonts w:ascii="Calibri" w:hAnsi="Calibri"/>
-                      <w:b/>
-                    </w:rPr>
-                    <w:t xml:space="preserve">▪  </w:t>
-                  </w:r>
-                  <w:r>
-                    <w:t>Name these three and you have shown you understand the speciality.</w:t>
-                  </w:r>
-                </w:p>
-              </w:tc>
-            </w:tr>
-          </w:tbl>
-          <w:p/>
         </w:tc>
       </w:tr>
     </w:tbl>
+    <w:tbl>
+      <w:tblPr>
+        <w:tblW w:type="auto" w:w="0"/>
+        <w:jc w:val="center"/>
+        <w:tblLayout w:type="fixed"/>
+        <w:tblLook w:firstColumn="1" w:firstRow="1" w:lastColumn="0" w:lastRow="0" w:noHBand="0" w:noVBand="1" w:val="04A0"/>
+        <w:tblBorders>
+          <w:top w:val="single" w:sz="6" w:space="0" w:color="000000"/>
+          <w:left w:val="single" w:sz="24" w:space="0" w:color="000000"/>
+          <w:bottom w:val="single" w:sz="6" w:space="0" w:color="000000"/>
+          <w:right w:val="single" w:sz="6" w:space="0" w:color="000000"/>
+        </w:tblBorders>
+      </w:tblPr>
+      <w:tblGrid>
+        <w:gridCol w:w="10800"/>
+      </w:tblGrid>
+      <w:tr>
+        <w:tc>
+          <w:tcPr>
+            <w:tcW w:type="dxa" w:w="10800"/>
+            <w:shd w:val="clear" w:color="auto" w:fill="E4E4E4"/>
+            <w:tcMar>
+              <w:top w:w="110" w:type="dxa"/>
+              <w:start w:w="150" w:type="dxa"/>
+              <w:bottom w:w="110" w:type="dxa"/>
+              <w:end w:w="150" w:type="dxa"/>
+            </w:tcMar>
+          </w:tcPr>
+          <w:p>
+            <w:pPr>
+              <w:pStyle w:val="BoxHead"/>
+              <w:spacing w:before="0" w:after="60"/>
+            </w:pPr>
+            <w:r>
+              <w:t>Three things that make it neurosurgery</w:t>
+            </w:r>
+          </w:p>
+          <w:p>
+            <w:pPr>
+              <w:pStyle w:val="BoxBody"/>
+              <w:spacing w:before="20" w:after="40"/>
+              <w:ind w:start="204" w:hanging="204"/>
+            </w:pPr>
+            <w:r>
+              <w:rPr>
+                <w:rFonts w:ascii="Calibri" w:hAnsi="Calibri"/>
+                <w:b/>
+              </w:rPr>
+              <w:t xml:space="preserve">▪  </w:t>
+            </w:r>
+            <w:r>
+              <w:rPr>
+                <w:b/>
+              </w:rPr>
+              <w:t>Bipolar</w:t>
+            </w:r>
+            <w:r>
+              <w:t xml:space="preserve"> diathermy — no current spread to brain.</w:t>
+            </w:r>
+          </w:p>
+          <w:p>
+            <w:pPr>
+              <w:pStyle w:val="BoxBody"/>
+              <w:spacing w:before="20" w:after="40"/>
+              <w:ind w:start="204" w:hanging="204"/>
+            </w:pPr>
+            <w:r>
+              <w:rPr>
+                <w:rFonts w:ascii="Calibri" w:hAnsi="Calibri"/>
+                <w:b/>
+              </w:rPr>
+              <w:t xml:space="preserve">▪  </w:t>
+            </w:r>
+            <w:r>
+              <w:rPr>
+                <w:b/>
+              </w:rPr>
+              <w:t>Cottonoid patties on strings</w:t>
+            </w:r>
+            <w:r>
+              <w:t xml:space="preserve"> — gentle, countable haemostasis.</w:t>
+            </w:r>
+          </w:p>
+          <w:p>
+            <w:pPr>
+              <w:pStyle w:val="BoxBody"/>
+              <w:spacing w:before="20" w:after="40"/>
+              <w:ind w:start="204" w:hanging="204"/>
+            </w:pPr>
+            <w:r>
+              <w:rPr>
+                <w:rFonts w:ascii="Calibri" w:hAnsi="Calibri"/>
+                <w:b/>
+              </w:rPr>
+              <w:t xml:space="preserve">▪  </w:t>
+            </w:r>
+            <w:r>
+              <w:rPr>
+                <w:b/>
+              </w:rPr>
+              <w:t>Frazier suction with a thumb vent</w:t>
+            </w:r>
+            <w:r>
+              <w:t xml:space="preserve"> — the operator, not the wall vacuum, controls the force.</w:t>
+            </w:r>
+          </w:p>
+          <w:p>
+            <w:pPr>
+              <w:pStyle w:val="BoxBody"/>
+              <w:spacing w:before="20" w:after="40"/>
+              <w:ind w:start="204" w:hanging="204"/>
+            </w:pPr>
+            <w:r>
+              <w:rPr>
+                <w:rFonts w:ascii="Calibri" w:hAnsi="Calibri"/>
+                <w:b/>
+              </w:rPr>
+              <w:t xml:space="preserve">▪  </w:t>
+            </w:r>
+            <w:r>
+              <w:t>Name these three and you have shown you understand the speciality.</w:t>
+            </w:r>
+          </w:p>
+        </w:tc>
+      </w:tr>
+    </w:tbl>
+    <w:p>
+      <w:pPr>
+        <w:spacing w:before="0" w:after="140" w:line="240" w:lineRule="auto"/>
+      </w:pPr>
+    </w:p>
     <w:p>
       <w:pPr>
         <w:pStyle w:val="Heading3"/>
@@ -5298,7 +6264,7 @@
       </w:r>
     </w:p>
     <w:p>
-      <w:bookmarkStart w:id="1056" w:name="tray_7_2"/>
+      <w:bookmarkStart w:id="1064" w:name="tray_7_2"/>
       <w:pPr>
         <w:pStyle w:val="Heading2"/>
         <w:spacing w:before="320" w:after="40"/>
@@ -5325,7 +6291,7 @@
         </w:rPr>
         <w:t>Laminectomy Tray</w:t>
       </w:r>
-      <w:bookmarkEnd w:id="1056"/>
+      <w:bookmarkEnd w:id="1064"/>
     </w:p>
     <w:p>
       <w:pPr>
@@ -5643,136 +6609,141 @@
               <w:t>Fig 7.2 — Remove bone upward, away from the cord</w:t>
             </w:r>
           </w:p>
-          <w:tbl>
-            <w:tblPr>
-              <w:tblW w:type="auto" w:w="0"/>
-              <w:tblLayout w:type="fixed"/>
-              <w:tblLook w:firstColumn="1" w:firstRow="1" w:lastColumn="0" w:lastRow="0" w:noHBand="0" w:noVBand="1" w:val="04A0"/>
-              <w:tblBorders>
-                <w:top w:val="single" w:sz="6" w:space="0" w:color="000000"/>
-                <w:left w:val="single" w:sz="20" w:space="0" w:color="000000"/>
-                <w:bottom w:val="single" w:sz="6" w:space="0" w:color="000000"/>
-                <w:right w:val="single" w:sz="6" w:space="0" w:color="000000"/>
-              </w:tblBorders>
-            </w:tblPr>
-            <w:tblGrid>
-              <w:gridCol w:w="3685"/>
-            </w:tblGrid>
-            <w:tr>
-              <w:tc>
-                <w:tcPr>
-                  <w:tcW w:type="dxa" w:w="3685"/>
-                  <w:shd w:val="clear" w:color="auto" w:fill="F0F0F0"/>
-                  <w:tcMar>
-                    <w:top w:w="90" w:type="dxa"/>
-                    <w:start w:w="120" w:type="dxa"/>
-                    <w:bottom w:w="90" w:type="dxa"/>
-                    <w:end w:w="120" w:type="dxa"/>
-                  </w:tcMar>
-                </w:tcPr>
-                <w:p>
-                  <w:pPr>
-                    <w:pStyle w:val="BoxHead"/>
-                    <w:spacing w:before="0" w:after="60"/>
-                  </w:pPr>
-                  <w:r>
-                    <w:t>Why up-biting?</w:t>
-                  </w:r>
-                </w:p>
-                <w:p>
-                  <w:pPr>
-                    <w:pStyle w:val="BoxBody"/>
-                    <w:spacing w:before="20" w:after="40"/>
-                    <w:ind w:start="181" w:hanging="181"/>
-                  </w:pPr>
-                  <w:r>
-                    <w:rPr>
-                      <w:rFonts w:ascii="Calibri" w:hAnsi="Calibri"/>
-                      <w:b/>
-                    </w:rPr>
-                    <w:t xml:space="preserve">▪  </w:t>
-                  </w:r>
-                  <w:r>
-                    <w:t xml:space="preserve">The </w:t>
-                  </w:r>
-                  <w:r>
-                    <w:rPr>
-                      <w:b/>
-                    </w:rPr>
-                    <w:t>Kerrison rongeur</w:t>
-                  </w:r>
-                  <w:r>
-                    <w:t xml:space="preserve"> has a thin </w:t>
-                  </w:r>
-                  <w:r>
-                    <w:rPr>
-                      <w:b/>
-                    </w:rPr>
-                    <w:t>footplate</w:t>
-                  </w:r>
-                  <w:r>
-                    <w:t xml:space="preserve"> that slides between the bone and the dura.</w:t>
-                  </w:r>
-                </w:p>
-                <w:p>
-                  <w:pPr>
-                    <w:pStyle w:val="BoxBody"/>
-                    <w:spacing w:before="20" w:after="40"/>
-                    <w:ind w:start="181" w:hanging="181"/>
-                  </w:pPr>
-                  <w:r>
-                    <w:rPr>
-                      <w:rFonts w:ascii="Calibri" w:hAnsi="Calibri"/>
-                      <w:b/>
-                    </w:rPr>
-                    <w:t xml:space="preserve">▪  </w:t>
-                  </w:r>
-                  <w:r>
-                    <w:t xml:space="preserve">Its blade then bites </w:t>
-                  </w:r>
-                  <w:r>
-                    <w:rPr>
-                      <w:b/>
-                    </w:rPr>
-                    <w:t>upward</w:t>
-                  </w:r>
-                  <w:r>
-                    <w:t xml:space="preserve"> — the cutting force is directed </w:t>
-                  </w:r>
-                  <w:r>
-                    <w:rPr>
-                      <w:b/>
-                    </w:rPr>
-                    <w:t>away from the cord and root</w:t>
-                  </w:r>
-                  <w:r>
-                    <w:t>.</w:t>
-                  </w:r>
-                </w:p>
-                <w:p>
-                  <w:pPr>
-                    <w:pStyle w:val="BoxBody"/>
-                    <w:spacing w:before="20" w:after="40"/>
-                    <w:ind w:start="181" w:hanging="181"/>
-                  </w:pPr>
-                  <w:r>
-                    <w:rPr>
-                      <w:rFonts w:ascii="Calibri" w:hAnsi="Calibri"/>
-                      <w:b/>
-                    </w:rPr>
-                    <w:t xml:space="preserve">▪  </w:t>
-                  </w:r>
-                  <w:r>
-                    <w:t>This is why it is the defining instrument of spinal decompression.</w:t>
-                  </w:r>
-                </w:p>
-              </w:tc>
-            </w:tr>
-          </w:tbl>
-          <w:p/>
         </w:tc>
       </w:tr>
     </w:tbl>
+    <w:tbl>
+      <w:tblPr>
+        <w:tblW w:type="auto" w:w="0"/>
+        <w:jc w:val="center"/>
+        <w:tblLayout w:type="fixed"/>
+        <w:tblLook w:firstColumn="1" w:firstRow="1" w:lastColumn="0" w:lastRow="0" w:noHBand="0" w:noVBand="1" w:val="04A0"/>
+        <w:tblBorders>
+          <w:top w:val="single" w:sz="6" w:space="0" w:color="000000"/>
+          <w:left w:val="single" w:sz="24" w:space="0" w:color="000000"/>
+          <w:bottom w:val="single" w:sz="6" w:space="0" w:color="000000"/>
+          <w:right w:val="single" w:sz="6" w:space="0" w:color="000000"/>
+        </w:tblBorders>
+      </w:tblPr>
+      <w:tblGrid>
+        <w:gridCol w:w="10800"/>
+      </w:tblGrid>
+      <w:tr>
+        <w:tc>
+          <w:tcPr>
+            <w:tcW w:type="dxa" w:w="10800"/>
+            <w:shd w:val="clear" w:color="auto" w:fill="E4E4E4"/>
+            <w:tcMar>
+              <w:top w:w="110" w:type="dxa"/>
+              <w:start w:w="150" w:type="dxa"/>
+              <w:bottom w:w="110" w:type="dxa"/>
+              <w:end w:w="150" w:type="dxa"/>
+            </w:tcMar>
+          </w:tcPr>
+          <w:p>
+            <w:pPr>
+              <w:pStyle w:val="BoxHead"/>
+              <w:spacing w:before="0" w:after="60"/>
+            </w:pPr>
+            <w:r>
+              <w:t>Why up-biting?</w:t>
+            </w:r>
+          </w:p>
+          <w:p>
+            <w:pPr>
+              <w:pStyle w:val="BoxBody"/>
+              <w:spacing w:before="20" w:after="40"/>
+              <w:ind w:start="204" w:hanging="204"/>
+            </w:pPr>
+            <w:r>
+              <w:rPr>
+                <w:rFonts w:ascii="Calibri" w:hAnsi="Calibri"/>
+                <w:b/>
+              </w:rPr>
+              <w:t xml:space="preserve">▪  </w:t>
+            </w:r>
+            <w:r>
+              <w:t xml:space="preserve">The </w:t>
+            </w:r>
+            <w:r>
+              <w:rPr>
+                <w:b/>
+              </w:rPr>
+              <w:t>Kerrison rongeur</w:t>
+            </w:r>
+            <w:r>
+              <w:t xml:space="preserve"> has a thin </w:t>
+            </w:r>
+            <w:r>
+              <w:rPr>
+                <w:b/>
+              </w:rPr>
+              <w:t>footplate</w:t>
+            </w:r>
+            <w:r>
+              <w:t xml:space="preserve"> that slides between the bone and the dura.</w:t>
+            </w:r>
+          </w:p>
+          <w:p>
+            <w:pPr>
+              <w:pStyle w:val="BoxBody"/>
+              <w:spacing w:before="20" w:after="40"/>
+              <w:ind w:start="204" w:hanging="204"/>
+            </w:pPr>
+            <w:r>
+              <w:rPr>
+                <w:rFonts w:ascii="Calibri" w:hAnsi="Calibri"/>
+                <w:b/>
+              </w:rPr>
+              <w:t xml:space="preserve">▪  </w:t>
+            </w:r>
+            <w:r>
+              <w:t xml:space="preserve">Its blade then bites </w:t>
+            </w:r>
+            <w:r>
+              <w:rPr>
+                <w:b/>
+              </w:rPr>
+              <w:t>upward</w:t>
+            </w:r>
+            <w:r>
+              <w:t xml:space="preserve"> — the cutting force is directed </w:t>
+            </w:r>
+            <w:r>
+              <w:rPr>
+                <w:b/>
+              </w:rPr>
+              <w:t>away from the cord and root</w:t>
+            </w:r>
+            <w:r>
+              <w:t>.</w:t>
+            </w:r>
+          </w:p>
+          <w:p>
+            <w:pPr>
+              <w:pStyle w:val="BoxBody"/>
+              <w:spacing w:before="20" w:after="40"/>
+              <w:ind w:start="204" w:hanging="204"/>
+            </w:pPr>
+            <w:r>
+              <w:rPr>
+                <w:rFonts w:ascii="Calibri" w:hAnsi="Calibri"/>
+                <w:b/>
+              </w:rPr>
+              <w:t xml:space="preserve">▪  </w:t>
+            </w:r>
+            <w:r>
+              <w:t>This is why it is the defining instrument of spinal decompression.</w:t>
+            </w:r>
+          </w:p>
+        </w:tc>
+      </w:tr>
+    </w:tbl>
+    <w:p>
+      <w:pPr>
+        <w:spacing w:before="0" w:after="140" w:line="240" w:lineRule="auto"/>
+      </w:pPr>
+    </w:p>
     <w:p>
       <w:pPr>
         <w:pStyle w:val="Heading3"/>

--- a/surgical-instrument-trays/notes_by_part/07_Neurologic_Procedures_Trays.docx
+++ b/surgical-instrument-trays/notes_by_part/07_Neurologic_Procedures_Trays.docx
@@ -1900,7 +1900,7 @@
               <w:jc w:val="left"/>
             </w:pPr>
             <w:r>
-              <w:t>Notes / rationale</w:t>
+              <w:t>Key feature / rationale</w:t>
             </w:r>
           </w:p>
         </w:tc>
@@ -2069,6 +2069,9 @@
               <w:pStyle w:val="TabCellSm"/>
               <w:jc w:val="left"/>
             </w:pPr>
+            <w:r>
+              <w:t>provides general soft-tissue instruments for scalp and closure</w:t>
+            </w:r>
           </w:p>
         </w:tc>
       </w:tr>
@@ -2165,6 +2168,9 @@
               <w:pStyle w:val="TabCellSm"/>
               <w:jc w:val="left"/>
             </w:pPr>
+            <w:r>
+              <w:t>no.10 for the scalp incision, No.15 for fine work</w:t>
+            </w:r>
           </w:p>
         </w:tc>
       </w:tr>
@@ -2517,6 +2523,9 @@
               <w:pStyle w:val="TabCellSm"/>
               <w:jc w:val="left"/>
             </w:pPr>
+            <w:r>
+              <w:t>holds the scalp and muscle apart, freeing the assistant</w:t>
+            </w:r>
           </w:p>
         </w:tc>
       </w:tr>
@@ -2582,6 +2591,9 @@
               <w:pStyle w:val="TabCellSm"/>
               <w:jc w:val="left"/>
             </w:pPr>
+            <w:r>
+              <w:t>control galeal and muscle bleeding, which is brisk</w:t>
+            </w:r>
           </w:p>
         </w:tc>
       </w:tr>
@@ -2900,6 +2912,9 @@
               <w:pStyle w:val="TabCellSm"/>
               <w:jc w:val="left"/>
             </w:pPr>
+            <w:r>
+              <w:t>cutting burr removes bone quickly; diamond burr is safe near dura and sinus</w:t>
+            </w:r>
           </w:p>
         </w:tc>
       </w:tr>
@@ -3258,6 +3273,9 @@
               <w:pStyle w:val="TabCellSm"/>
               <w:jc w:val="left"/>
             </w:pPr>
+            <w:r>
+              <w:t>lifts the flap once the craniotome cut is complete</w:t>
+            </w:r>
           </w:p>
         </w:tc>
       </w:tr>
@@ -3462,6 +3480,9 @@
               <w:pStyle w:val="TabCellSm"/>
               <w:jc w:val="left"/>
             </w:pPr>
+            <w:r>
+              <w:t>smooths the bone edge and clears the burr-hole rim</w:t>
+            </w:r>
           </w:p>
         </w:tc>
       </w:tr>
@@ -3697,6 +3718,9 @@
               <w:pStyle w:val="TabCellSm"/>
               <w:jc w:val="left"/>
             </w:pPr>
+            <w:r>
+              <w:t>opens the dura in a controlled line once it is lifted on a hook</w:t>
+            </w:r>
           </w:p>
         </w:tc>
       </w:tr>
@@ -3978,6 +4002,9 @@
               <w:pStyle w:val="TabCellSm"/>
               <w:jc w:val="left"/>
             </w:pPr>
+            <w:r>
+              <w:t>holds a brain spatula at a fixed angle without an assistant's hand wavering</w:t>
+            </w:r>
           </w:p>
         </w:tc>
       </w:tr>
@@ -4185,6 +4212,9 @@
               <w:pStyle w:val="TabCellSm"/>
               <w:jc w:val="left"/>
             </w:pPr>
+            <w:r>
+              <w:t>blunt tips to free arachnoid and small vessels</w:t>
+            </w:r>
           </w:p>
         </w:tc>
       </w:tr>
@@ -4321,6 +4351,9 @@
               <w:pStyle w:val="TabCellSm"/>
               <w:jc w:val="left"/>
             </w:pPr>
+            <w:r>
+              <w:t>takes a core of deep lesion through a small cortical opening</w:t>
+            </w:r>
           </w:p>
         </w:tc>
       </w:tr>
@@ -4858,6 +4891,9 @@
               <w:pStyle w:val="TabCellSm"/>
               <w:jc w:val="left"/>
             </w:pPr>
+            <w:r>
+              <w:t>achieve haemostasis where bipolar cannot be applied safely to brain</w:t>
+            </w:r>
           </w:p>
         </w:tc>
       </w:tr>
@@ -5000,6 +5036,9 @@
               <w:pStyle w:val="TabCellSm"/>
               <w:jc w:val="left"/>
             </w:pPr>
+            <w:r>
+              <w:t>cools the burr, clears debris and prevents cortical drying</w:t>
+            </w:r>
           </w:p>
         </w:tc>
       </w:tr>
@@ -5068,6 +5107,9 @@
               <w:pStyle w:val="TabCellSm"/>
               <w:jc w:val="left"/>
             </w:pPr>
+            <w:r>
+              <w:t>tumour and aneurysm surgery can bleed suddenly and heavily</w:t>
+            </w:r>
           </w:p>
         </w:tc>
       </w:tr>
@@ -5303,6 +5345,9 @@
               <w:pStyle w:val="TabCellSm"/>
               <w:jc w:val="left"/>
             </w:pPr>
+            <w:r>
+              <w:t>contours and fixes the cranial plates that hold the flap</w:t>
+            </w:r>
           </w:p>
         </w:tc>
       </w:tr>
@@ -5371,6 +5416,9 @@
               <w:pStyle w:val="TabCellSm"/>
               <w:jc w:val="left"/>
             </w:pPr>
+            <w:r>
+              <w:t>layered closure restores the scalp's blood supply and strength</w:t>
+            </w:r>
           </w:p>
         </w:tc>
       </w:tr>
@@ -5436,6 +5484,9 @@
               <w:pStyle w:val="TabCellSm"/>
               <w:jc w:val="left"/>
             </w:pPr>
+            <w:r>
+              <w:t>secure scalp closure; the galea holds the tension</w:t>
+            </w:r>
           </w:p>
         </w:tc>
       </w:tr>
@@ -5578,6 +5629,9 @@
               <w:pStyle w:val="TabCellSm"/>
               <w:jc w:val="left"/>
             </w:pPr>
+            <w:r>
+              <w:t>light compression limits a subgaleal collection</w:t>
+            </w:r>
           </w:p>
         </w:tc>
       </w:tr>
@@ -6259,9 +6313,14 @@
       </w:r>
     </w:p>
     <w:p>
-      <w:r>
-        <w:br w:type="page"/>
-      </w:r>
+      <w:pPr>
+        <w:spacing w:before="300" w:after="60" w:line="240" w:lineRule="auto"/>
+        <w:keepLines/>
+        <w:keepNext/>
+        <w:pBdr>
+          <w:bottom w:val="single" w:sz="18" w:space="1" w:color="000000"/>
+        </w:pBdr>
+      </w:pPr>
     </w:p>
     <w:p>
       <w:bookmarkStart w:id="1064" w:name="tray_7_2"/>
@@ -6852,7 +6911,7 @@
               <w:jc w:val="left"/>
             </w:pPr>
             <w:r>
-              <w:t>Notes / rationale</w:t>
+              <w:t>Key feature / rationale</w:t>
             </w:r>
           </w:p>
         </w:tc>
@@ -7410,6 +7469,9 @@
               <w:pStyle w:val="TabCellSm"/>
               <w:jc w:val="left"/>
             </w:pPr>
+            <w:r>
+              <w:t>supplementary hand-held retraction of deep paraspinal muscle</w:t>
+            </w:r>
           </w:p>
         </w:tc>
       </w:tr>
@@ -7808,6 +7870,9 @@
               <w:pStyle w:val="TabCellSm"/>
               <w:jc w:val="left"/>
             </w:pPr>
+            <w:r>
+              <w:t>broad bite for removing the spinous process and lamina</w:t>
+            </w:r>
           </w:p>
         </w:tc>
       </w:tr>
@@ -8012,6 +8077,9 @@
               <w:pStyle w:val="TabCellSm"/>
               <w:jc w:val="left"/>
             </w:pPr>
+            <w:r>
+              <w:t>controlled removal of facet or osteophyte</w:t>
+            </w:r>
           </w:p>
         </w:tc>
       </w:tr>
@@ -8080,6 +8148,9 @@
               <w:pStyle w:val="TabCellSm"/>
               <w:jc w:val="left"/>
             </w:pPr>
+            <w:r>
+              <w:t>light taps only; heavy blows transmit force to the cord</w:t>
+            </w:r>
           </w:p>
         </w:tc>
       </w:tr>
@@ -8605,6 +8676,9 @@
               <w:pStyle w:val="TabCellSm"/>
               <w:jc w:val="left"/>
             </w:pPr>
+            <w:r>
+              <w:t>grasp and extract disc material from the disc space</w:t>
+            </w:r>
           </w:p>
         </w:tc>
       </w:tr>
@@ -8809,6 +8883,9 @@
               <w:pStyle w:val="TabCellSm"/>
               <w:jc w:val="left"/>
             </w:pPr>
+            <w:r>
+              <w:t>separate dura and root from adhesions under magnification</w:t>
+            </w:r>
           </w:p>
         </w:tc>
       </w:tr>
@@ -8877,6 +8954,9 @@
               <w:pStyle w:val="TabCellSm"/>
               <w:jc w:val="left"/>
             </w:pPr>
+            <w:r>
+              <w:t>palpates the root and confirms the foramen is decompressed</w:t>
+            </w:r>
           </w:p>
         </w:tc>
       </w:tr>
@@ -8942,6 +9022,9 @@
               <w:pStyle w:val="TabCellSm"/>
               <w:jc w:val="left"/>
             </w:pPr>
+            <w:r>
+              <w:t>explores the epidural space and lifts ligament off dura</w:t>
+            </w:r>
           </w:p>
         </w:tc>
       </w:tr>
@@ -9396,6 +9479,9 @@
               <w:pStyle w:val="TabCellSm"/>
               <w:jc w:val="left"/>
             </w:pPr>
+            <w:r>
+              <w:t>cools the burr and clears bone dust from the canal</w:t>
+            </w:r>
           </w:p>
         </w:tc>
       </w:tr>
@@ -9464,6 +9550,9 @@
               <w:pStyle w:val="TabCellSm"/>
               <w:jc w:val="left"/>
             </w:pPr>
+            <w:r>
+              <w:t>the epidural venous plexus can bleed briskly</w:t>
+            </w:r>
           </w:p>
         </w:tc>
       </w:tr>
@@ -9631,6 +9720,9 @@
               <w:pStyle w:val="TabCellSm"/>
               <w:jc w:val="left"/>
             </w:pPr>
+            <w:r>
+              <w:t>create and confirm an intraosseous screw track without breaching the cortex</w:t>
+            </w:r>
           </w:p>
         </w:tc>
       </w:tr>
@@ -9696,6 +9788,9 @@
               <w:pStyle w:val="TabCellSm"/>
               <w:jc w:val="left"/>
             </w:pPr>
+            <w:r>
+              <w:t>contour the rod and seat it without transmitting torque to the spine</w:t>
+            </w:r>
           </w:p>
         </w:tc>
       </w:tr>
@@ -9764,6 +9859,9 @@
               <w:pStyle w:val="TabCellSm"/>
               <w:jc w:val="left"/>
             </w:pPr>
+            <w:r>
+              <w:t>restore disc height and provide anterior column support</w:t>
+            </w:r>
           </w:p>
         </w:tc>
       </w:tr>
@@ -9829,6 +9927,9 @@
               <w:pStyle w:val="TabCellSm"/>
               <w:jc w:val="left"/>
             </w:pPr>
+            <w:r>
+              <w:t>provides the biology for fusion; local bone is collected during decompression</w:t>
+            </w:r>
           </w:p>
         </w:tc>
       </w:tr>
@@ -9897,6 +9998,9 @@
               <w:pStyle w:val="TabCellSm"/>
               <w:jc w:val="left"/>
             </w:pPr>
+            <w:r>
+              <w:t>distracts the disc space and seats the cage centrally</w:t>
+            </w:r>
           </w:p>
         </w:tc>
       </w:tr>
@@ -10345,6 +10449,9 @@
               <w:pStyle w:val="TabCellSm"/>
               <w:jc w:val="left"/>
             </w:pPr>
+            <w:r>
+              <w:t>layered closure over a drain; a deep dehiscence risks discitis</w:t>
+            </w:r>
           </w:p>
         </w:tc>
       </w:tr>

--- a/surgical-instrument-trays/notes_by_part/07_Neurologic_Procedures_Trays.docx
+++ b/surgical-instrument-trays/notes_by_part/07_Neurologic_Procedures_Trays.docx
@@ -153,11 +153,11 @@
       </w:r>
     </w:p>
     <w:p>
-      <w:bookmarkStart w:id="1060" w:name="toc"/>
       <w:pPr>
         <w:pStyle w:val="TOCHead"/>
         <w:spacing w:before="80" w:after="40"/>
       </w:pPr>
+      <w:bookmarkStart w:id="1060" w:name="toc"/>
       <w:r>
         <w:t>Table of Contents</w:t>
       </w:r>
@@ -184,7 +184,7 @@
           <w:color w:val="444444"/>
           <w:sz w:val="17"/>
         </w:rPr>
-        <w:t>Page numbers are live fields. To fill them in: press Ctrl+A then F9 (Windows) or Cmd+A then Fn+F9 (Mac). Word will also offer to update them when the file opens.</w:t>
+        <w:t>The page numbers are live fields, shown as “—” until they are filled in.  **To update them: press Ctrl+A then F9** (on a Mac, Cmd+A then Fn+F9) — or right-click any number and choose “Update Field”. Word normally offers to do this when the file opens. Once updated, each number is also a link: Ctrl+click it to jump to that tray.</w:t>
       </w:r>
     </w:p>
     <w:tbl>
@@ -476,11 +476,11 @@
       </w:r>
     </w:p>
     <w:p>
-      <w:bookmarkStart w:id="1061" w:name="how_to_read"/>
       <w:pPr>
         <w:pStyle w:val="TOCHead"/>
         <w:spacing w:before="80" w:after="40"/>
       </w:pPr>
+      <w:bookmarkStart w:id="1061" w:name="how_to_read"/>
       <w:r>
         <w:t>How to Read These Notes</w:t>
       </w:r>
@@ -1228,12 +1228,12 @@
             </w:r>
           </w:p>
           <w:p>
-            <w:bookmarkStart w:id="1062" w:name="part_VII"/>
             <w:pPr>
               <w:pStyle w:val="Heading1"/>
               <w:jc w:val="left"/>
               <w:spacing w:before="0" w:after="0"/>
             </w:pPr>
+            <w:bookmarkStart w:id="1062" w:name="part_VII"/>
             <w:r>
               <w:rPr>
                 <w:rFonts w:ascii="Calibri" w:hAnsi="Calibri"/>
@@ -1295,7 +1295,6 @@
       </w:r>
     </w:p>
     <w:p>
-      <w:bookmarkStart w:id="1063" w:name="tray_7_1"/>
       <w:pPr>
         <w:pStyle w:val="Heading2"/>
         <w:spacing w:before="320" w:after="40"/>
@@ -1305,6 +1304,7 @@
           <w:bottom w:val="single" w:sz="12" w:space="3" w:color="000000"/>
         </w:pBdr>
       </w:pPr>
+      <w:bookmarkStart w:id="1063" w:name="tray_7_1"/>
       <w:r>
         <w:rPr>
           <w:rFonts w:ascii="Calibri" w:hAnsi="Calibri"/>
@@ -6323,7 +6323,6 @@
       </w:pPr>
     </w:p>
     <w:p>
-      <w:bookmarkStart w:id="1064" w:name="tray_7_2"/>
       <w:pPr>
         <w:pStyle w:val="Heading2"/>
         <w:spacing w:before="320" w:after="40"/>
@@ -6333,6 +6332,7 @@
           <w:bottom w:val="single" w:sz="12" w:space="3" w:color="000000"/>
         </w:pBdr>
       </w:pPr>
+      <w:bookmarkStart w:id="1064" w:name="tray_7_2"/>
       <w:r>
         <w:rPr>
           <w:rFonts w:ascii="Calibri" w:hAnsi="Calibri"/>

--- a/surgical-instrument-trays/notes_by_part/07_Neurologic_Procedures_Trays.docx
+++ b/surgical-instrument-trays/notes_by_part/07_Neurologic_Procedures_Trays.docx
@@ -944,7 +944,7 @@
               <w:rPr>
                 <w:sz w:val="19"/>
               </w:rPr>
-              <w:t>The specific facts most often awarded marks — learn these last, as revision.</w:t>
+              <w:t>The single most useful section for an MCQ paper: the specific, testable facts — named instruments, numbers, temperatures, sizes and the distinctions between similar items. Revise from these.</w:t>
             </w:r>
           </w:p>
         </w:tc>
@@ -992,55 +992,7 @@
               <w:rPr>
                 <w:sz w:val="19"/>
               </w:rPr>
-              <w:t>Errors that lose marks, marked with ✗.</w:t>
-            </w:r>
-          </w:p>
-        </w:tc>
-      </w:tr>
-      <w:tr>
-        <w:tc>
-          <w:tcPr>
-            <w:tcW w:type="dxa" w:w="2835"/>
-            <w:vAlign w:val="top"/>
-            <w:tcMar>
-              <w:top w:w="70" w:type="dxa"/>
-              <w:start w:w="0" w:type="dxa"/>
-              <w:bottom w:w="70" w:type="dxa"/>
-              <w:end w:w="110" w:type="dxa"/>
-            </w:tcMar>
-          </w:tcPr>
-          <w:p>
-            <w:pPr>
-              <w:pStyle w:val="TabHead"/>
-            </w:pPr>
-            <w:r>
-              <w:rPr>
-                <w:sz w:val="19"/>
-              </w:rPr>
-              <w:t>Likely examination questions</w:t>
-            </w:r>
-          </w:p>
-        </w:tc>
-        <w:tc>
-          <w:tcPr>
-            <w:tcW w:type="dxa" w:w="7965"/>
-            <w:vAlign w:val="top"/>
-            <w:tcMar>
-              <w:top w:w="70" w:type="dxa"/>
-              <w:start w:w="0" w:type="dxa"/>
-              <w:bottom w:w="70" w:type="dxa"/>
-              <w:end w:w="110" w:type="dxa"/>
-            </w:tcMar>
-          </w:tcPr>
-          <w:p>
-            <w:pPr>
-              <w:pStyle w:val="TabCell"/>
-            </w:pPr>
-            <w:r>
-              <w:rPr>
-                <w:sz w:val="19"/>
-              </w:rPr>
-              <w:t>Questions with model answers written at the length an examiner expects.</w:t>
+              <w:t>Errors that lose marks, marked with ✗ — most of them are the distractors an MCQ will offer you.</w:t>
             </w:r>
           </w:p>
         </w:tc>
@@ -6175,142 +6127,6 @@
       <w:pPr>
         <w:spacing w:before="0" w:after="140" w:line="240" w:lineRule="auto"/>
       </w:pPr>
-    </w:p>
-    <w:p>
-      <w:pPr>
-        <w:pStyle w:val="Heading4"/>
-        <w:keepLines/>
-        <w:keepNext/>
-      </w:pPr>
-      <w:r>
-        <w:rPr>
-          <w:rFonts w:ascii="Calibri" w:hAnsi="Calibri"/>
-          <w:b/>
-        </w:rPr>
-        <w:t>Likely examination questions</w:t>
-      </w:r>
-    </w:p>
-    <w:p>
-      <w:pPr>
-        <w:spacing w:before="80" w:after="20"/>
-        <w:ind w:start="311" w:hanging="311"/>
-        <w:keepLines/>
-        <w:keepNext/>
-      </w:pPr>
-      <w:r>
-        <w:rPr>
-          <w:rFonts w:ascii="Calibri" w:hAnsi="Calibri"/>
-          <w:b/>
-          <w:sz w:val="19"/>
-        </w:rPr>
-        <w:t xml:space="preserve">Q1.  </w:t>
-      </w:r>
-      <w:r>
-        <w:rPr>
-          <w:b/>
-          <w:sz w:val="19"/>
-        </w:rPr>
-        <w:t>Describe the craniotomy tray.</w:t>
-      </w:r>
-    </w:p>
-    <w:p>
-      <w:pPr>
-        <w:pStyle w:val="QBank"/>
-        <w:spacing w:before="0" w:after="100"/>
-        <w:ind w:start="595" w:hanging="283"/>
-      </w:pPr>
-      <w:r>
-        <w:rPr>
-          <w:rFonts w:ascii="Calibri" w:hAnsi="Calibri"/>
-          <w:b/>
-        </w:rPr>
-        <w:t xml:space="preserve">A.  </w:t>
-      </w:r>
-      <w:r>
-        <w:rPr>
-          <w:b/>
-        </w:rPr>
-        <w:t>Scalp and haemostasis</w:t>
-      </w:r>
-      <w:r>
-        <w:t xml:space="preserve">: No.10/15 blades, Raney scalp clips with applier, Dandy clamps, fish-hooks with elastic bands, periosteal elevators, self-retaining retractors, fine haemostats and adrenaline infiltration. </w:t>
-      </w:r>
-      <w:r>
-        <w:rPr>
-          <w:b/>
-        </w:rPr>
-        <w:t>Bone</w:t>
-      </w:r>
-      <w:r>
-        <w:t xml:space="preserve">: Hudson brace with perforator and burrs, power craniotome with dura guard, power drill and burrs, Gigli saw, up-biting Kerrison rongeurs, Leksell rongeurs, Penfield/Adson dural elevators, flap elevator, bone wax and a bone-dust collector. </w:t>
-      </w:r>
-      <w:r>
-        <w:rPr>
-          <w:b/>
-        </w:rPr>
-        <w:t>Dura and brain</w:t>
-      </w:r>
-      <w:r>
-        <w:t xml:space="preserve">: dural hooks, dural knife and scissors, dural clips and stay sutures, Cushing brain retractors and malleable spatulas, a self-retaining brain retractor system, Rhoton micro-dissectors, nerve hooks, tumour forceps, ventricular cannula, aneurysm clips with appliers, ultrasonic aspirator and the operating microscope. </w:t>
-      </w:r>
-      <w:r>
-        <w:rPr>
-          <w:b/>
-        </w:rPr>
-        <w:t>Haemostasis</w:t>
-      </w:r>
-      <w:r>
-        <w:t xml:space="preserve">: bipolar diathermy with irrigation, cottonoid patties on radio-opaque strings, oxidised cellulose and gelatin sponge, fine vented Frazier suction tips and warm irrigation. </w:t>
-      </w:r>
-      <w:r>
-        <w:rPr>
-          <w:b/>
-        </w:rPr>
-        <w:t>Closure</w:t>
-      </w:r>
-      <w:r>
-        <w:t>: dural suture or graft, cranial plates, burr-hole covers, screws or wires, layered absorbable suture, skin staples, a cautious drain and a head bandage. With a Mayfield skull clamp and neuronavigation.</w:t>
-      </w:r>
-    </w:p>
-    <w:p>
-      <w:pPr>
-        <w:spacing w:before="80" w:after="20"/>
-        <w:ind w:start="311" w:hanging="311"/>
-        <w:keepLines/>
-        <w:keepNext/>
-      </w:pPr>
-      <w:r>
-        <w:rPr>
-          <w:rFonts w:ascii="Calibri" w:hAnsi="Calibri"/>
-          <w:b/>
-          <w:sz w:val="19"/>
-        </w:rPr>
-        <w:t xml:space="preserve">Q2.  </w:t>
-      </w:r>
-      <w:r>
-        <w:rPr>
-          <w:b/>
-          <w:sz w:val="19"/>
-        </w:rPr>
-        <w:t>Why is bipolar rather than monopolar diathermy used in neurosurgery?</w:t>
-      </w:r>
-    </w:p>
-    <w:p>
-      <w:pPr>
-        <w:pStyle w:val="QBank"/>
-        <w:spacing w:before="0" w:after="100"/>
-        <w:ind w:start="595" w:hanging="283"/>
-      </w:pPr>
-      <w:r>
-        <w:rPr>
-          <w:rFonts w:ascii="Calibri" w:hAnsi="Calibri"/>
-          <w:b/>
-        </w:rPr>
-        <w:t xml:space="preserve">A.  </w:t>
-      </w:r>
-      <w:r>
-        <w:t>In bipolar diathermy the current passes only between the two tips of the forceps, so heating is confined to the tissue grasped. Monopolar current spreads through surrounding tissue to a distant return electrode and would cause thermal injury to adjacent brain, which cannot regenerate.</w:t>
-      </w:r>
     </w:p>
     <w:p>
       <w:pPr>
@@ -11470,154 +11286,6 @@
       <w:pPr>
         <w:spacing w:before="0" w:after="140" w:line="240" w:lineRule="auto"/>
       </w:pPr>
-    </w:p>
-    <w:p>
-      <w:pPr>
-        <w:pStyle w:val="Heading4"/>
-        <w:keepLines/>
-        <w:keepNext/>
-      </w:pPr>
-      <w:r>
-        <w:rPr>
-          <w:rFonts w:ascii="Calibri" w:hAnsi="Calibri"/>
-          <w:b/>
-        </w:rPr>
-        <w:t>Likely examination questions</w:t>
-      </w:r>
-    </w:p>
-    <w:p>
-      <w:pPr>
-        <w:spacing w:before="80" w:after="20"/>
-        <w:ind w:start="311" w:hanging="311"/>
-        <w:keepLines/>
-        <w:keepNext/>
-      </w:pPr>
-      <w:r>
-        <w:rPr>
-          <w:rFonts w:ascii="Calibri" w:hAnsi="Calibri"/>
-          <w:b/>
-          <w:sz w:val="19"/>
-        </w:rPr>
-        <w:t xml:space="preserve">Q1.  </w:t>
-      </w:r>
-      <w:r>
-        <w:rPr>
-          <w:b/>
-          <w:sz w:val="19"/>
-        </w:rPr>
-        <w:t>Describe the laminectomy tray.</w:t>
-      </w:r>
-    </w:p>
-    <w:p>
-      <w:pPr>
-        <w:pStyle w:val="QBank"/>
-        <w:spacing w:before="0" w:after="100"/>
-        <w:ind w:start="595" w:hanging="283"/>
-      </w:pPr>
-      <w:r>
-        <w:rPr>
-          <w:rFonts w:ascii="Calibri" w:hAnsi="Calibri"/>
-          <w:b/>
-        </w:rPr>
-        <w:t xml:space="preserve">A.  </w:t>
-      </w:r>
-      <w:r>
-        <w:t xml:space="preserve">A basic orthopaedic and minor/major tray plus: </w:t>
-      </w:r>
-      <w:r>
-        <w:rPr>
-          <w:b/>
-        </w:rPr>
-        <w:t>exposure</w:t>
-      </w:r>
-      <w:r>
-        <w:t xml:space="preserve"> — No.10 blade, straight and curved Cobb periosteal elevators, Taylor/Beckman/Meyerding self-retaining spinal retractors, tubular retractors, deep hand-held retractors, Leksell rongeur, head-light or microscope and an image intensifier with a marker for level confirmation; </w:t>
-      </w:r>
-      <w:r>
-        <w:rPr>
-          <w:b/>
-        </w:rPr>
-        <w:t>bone removal</w:t>
-      </w:r>
-      <w:r>
-        <w:t xml:space="preserve"> — up-biting Kerrison rongeurs 2–5 mm in several angles, laminectomy rongeurs, angled and reverse-angled curettes, high-speed drill with guarded burrs, fine osteotomes, ligamentum flavum elevators, bone wax and a graft collector; </w:t>
-      </w:r>
-      <w:r>
-        <w:rPr>
-          <w:b/>
-        </w:rPr>
-        <w:t>neural and disc</w:t>
-      </w:r>
-      <w:r>
-        <w:t xml:space="preserve"> — Love and Scoville nerve-root retractors, dural and root hooks, Penfield dissectors, straight and up-angled pituitary rongeurs, disc rongeurs and forceps, ring curettes, annulotomy knife and micro-instruments; </w:t>
-      </w:r>
-      <w:r>
-        <w:rPr>
-          <w:b/>
-        </w:rPr>
-        <w:t>haemostasis</w:t>
-      </w:r>
-      <w:r>
-        <w:t xml:space="preserve"> — bipolar diathermy, cottonoid patties on radio-opaque strings, oxidised cellulose and gelatin sponge, fine vented Frazier suction and warm irrigation; </w:t>
-      </w:r>
-      <w:r>
-        <w:rPr>
-          <w:b/>
-        </w:rPr>
-        <w:t>fusion if required</w:t>
-      </w:r>
-      <w:r>
-        <w:t xml:space="preserve"> — pedicle screws, rods and connectors with awl, probe, tap, screwdriver, rod bender, interbody cages and graft, with neuromonitoring; and </w:t>
-      </w:r>
-      <w:r>
-        <w:rPr>
-          <w:b/>
-        </w:rPr>
-        <w:t>closure</w:t>
-      </w:r>
-      <w:r>
-        <w:t xml:space="preserve"> — fine dural suture and sealant, layered absorbable closure, drain and specimen containers.</w:t>
-      </w:r>
-    </w:p>
-    <w:p>
-      <w:pPr>
-        <w:spacing w:before="80" w:after="20"/>
-        <w:ind w:start="311" w:hanging="311"/>
-        <w:keepLines/>
-        <w:keepNext/>
-      </w:pPr>
-      <w:r>
-        <w:rPr>
-          <w:rFonts w:ascii="Calibri" w:hAnsi="Calibri"/>
-          <w:b/>
-          <w:sz w:val="19"/>
-        </w:rPr>
-        <w:t xml:space="preserve">Q2.  </w:t>
-      </w:r>
-      <w:r>
-        <w:rPr>
-          <w:b/>
-          <w:sz w:val="19"/>
-        </w:rPr>
-        <w:t>Why is the Kerrison rongeur the characteristic instrument of spinal decompression?</w:t>
-      </w:r>
-    </w:p>
-    <w:p>
-      <w:pPr>
-        <w:pStyle w:val="QBank"/>
-        <w:spacing w:before="0" w:after="100"/>
-        <w:ind w:start="595" w:hanging="283"/>
-      </w:pPr>
-      <w:r>
-        <w:rPr>
-          <w:rFonts w:ascii="Calibri" w:hAnsi="Calibri"/>
-          <w:b/>
-        </w:rPr>
-        <w:t xml:space="preserve">A.  </w:t>
-      </w:r>
-      <w:r>
-        <w:t>Its thin footplate can be slid into the epidural space between the bone and the dura, and its blade then cuts upward against the footplate. The cutting force is therefore always directed away from the spinal cord and nerve roots, allowing bone and ligament to be removed piecemeal in safety.</w:t>
-      </w:r>
     </w:p>
     <w:sectPr>
       <w:headerReference w:type="default" r:id="rId9"/>
